--- a/TS-Kramam/TS-6.5/TS 6.5 Malayalam Krama Paatam Corrections.docx
+++ b/TS-Kramam/TS-6.5/TS 6.5 Malayalam Krama Paatam Corrections.docx
@@ -648,6 +648,412 @@
                 <w:lang w:val="en-IN" w:eastAsia="en-IN" w:bidi="ml-IN"/>
               </w:rPr>
               <w:t>jZ§ |</w:t>
+            </w:r>
+          </w:p>
+        </w:tc>
+      </w:tr>
+      <w:tr>
+        <w:trPr>
+          <w:trHeight w:val="1117"/>
+        </w:trPr>
+        <w:tc>
+          <w:tcPr>
+            <w:tcW w:w="3877" w:type="dxa"/>
+          </w:tcPr>
+          <w:p>
+            <w:pPr>
+              <w:widowControl w:val="0"/>
+              <w:tabs>
+                <w:tab w:val="left" w:pos="993"/>
+              </w:tabs>
+              <w:autoSpaceDE w:val="0"/>
+              <w:autoSpaceDN w:val="0"/>
+              <w:adjustRightInd w:val="0"/>
+              <w:spacing w:before="0" w:line="240" w:lineRule="auto"/>
+              <w:ind w:right="297"/>
+              <w:rPr>
+                <w:rFonts w:cs="Arial"/>
+                <w:b/>
+                <w:sz w:val="28"/>
+                <w:szCs w:val="28"/>
+              </w:rPr>
+            </w:pPr>
+            <w:r>
+              <w:rPr>
+                <w:rFonts w:cs="Arial"/>
+                <w:b/>
+                <w:sz w:val="28"/>
+                <w:szCs w:val="28"/>
+              </w:rPr>
+              <w:t>T.S.6.5.</w:t>
+            </w:r>
+            <w:r>
+              <w:rPr>
+                <w:rFonts w:cs="Arial"/>
+                <w:b/>
+                <w:sz w:val="28"/>
+                <w:szCs w:val="28"/>
+              </w:rPr>
+              <w:t>10.3</w:t>
+            </w:r>
+            <w:r>
+              <w:rPr>
+                <w:rFonts w:cs="Arial"/>
+                <w:b/>
+                <w:sz w:val="28"/>
+                <w:szCs w:val="28"/>
+              </w:rPr>
+              <w:t xml:space="preserve"> – Kramam</w:t>
+            </w:r>
+          </w:p>
+          <w:p>
+            <w:pPr>
+              <w:widowControl w:val="0"/>
+              <w:tabs>
+                <w:tab w:val="left" w:pos="993"/>
+              </w:tabs>
+              <w:autoSpaceDE w:val="0"/>
+              <w:autoSpaceDN w:val="0"/>
+              <w:adjustRightInd w:val="0"/>
+              <w:spacing w:before="0" w:line="240" w:lineRule="auto"/>
+              <w:ind w:right="297"/>
+              <w:rPr>
+                <w:rFonts w:cs="Arial"/>
+                <w:b/>
+                <w:sz w:val="28"/>
+                <w:szCs w:val="28"/>
+                <w:lang w:val="en-IN"/>
+              </w:rPr>
+            </w:pPr>
+            <w:r>
+              <w:rPr>
+                <w:rFonts w:cs="Arial"/>
+                <w:b/>
+                <w:sz w:val="28"/>
+                <w:szCs w:val="28"/>
+                <w:lang w:val="en-IN"/>
+              </w:rPr>
+              <w:t>Krama Vaakyam No.– 41</w:t>
+            </w:r>
+          </w:p>
+          <w:p>
+            <w:pPr>
+              <w:widowControl w:val="0"/>
+              <w:tabs>
+                <w:tab w:val="left" w:pos="993"/>
+              </w:tabs>
+              <w:autoSpaceDE w:val="0"/>
+              <w:autoSpaceDN w:val="0"/>
+              <w:adjustRightInd w:val="0"/>
+              <w:spacing w:before="0" w:line="240" w:lineRule="auto"/>
+              <w:ind w:right="297"/>
+              <w:rPr>
+                <w:rFonts w:cs="Arial"/>
+                <w:b/>
+                <w:sz w:val="28"/>
+                <w:szCs w:val="28"/>
+                <w:lang w:val="it-IT"/>
+              </w:rPr>
+            </w:pPr>
+            <w:r>
+              <w:rPr>
+                <w:rFonts w:cs="Arial"/>
+                <w:b/>
+                <w:sz w:val="28"/>
+                <w:szCs w:val="28"/>
+                <w:lang w:val="it-IT"/>
+              </w:rPr>
+              <w:t>Panchaati No. - 3</w:t>
+            </w:r>
+            <w:r>
+              <w:rPr>
+                <w:rFonts w:cs="Arial"/>
+                <w:b/>
+                <w:sz w:val="28"/>
+                <w:szCs w:val="28"/>
+                <w:lang w:val="it-IT"/>
+              </w:rPr>
+              <w:t>8</w:t>
+            </w:r>
+          </w:p>
+        </w:tc>
+        <w:tc>
+          <w:tcPr>
+            <w:tcW w:w="4738" w:type="dxa"/>
+          </w:tcPr>
+          <w:p>
+            <w:pPr>
+              <w:widowControl w:val="0"/>
+              <w:autoSpaceDE w:val="0"/>
+              <w:autoSpaceDN w:val="0"/>
+              <w:adjustRightInd w:val="0"/>
+              <w:spacing w:before="0" w:line="240" w:lineRule="auto"/>
+              <w:rPr>
+                <w:rFonts w:ascii="BRH Malayalam Extra" w:eastAsia="Times New Roman" w:hAnsi="BRH Malayalam Extra" w:cs="BRH Malayalam Extra"/>
+                <w:color w:val="000000"/>
+                <w:sz w:val="40"/>
+                <w:szCs w:val="40"/>
+                <w:lang w:val="it-IT" w:eastAsia="en-IN" w:bidi="ml-IN"/>
+              </w:rPr>
+            </w:pPr>
+            <w:r>
+              <w:rPr>
+                <w:rFonts w:ascii="BRH Malayalam Extra" w:eastAsia="Times New Roman" w:hAnsi="BRH Malayalam Extra" w:cs="BRH Malayalam Extra"/>
+                <w:color w:val="000000"/>
+                <w:sz w:val="40"/>
+                <w:szCs w:val="40"/>
+                <w:lang w:val="it-IT" w:eastAsia="en-IN" w:bidi="ml-IN"/>
+              </w:rPr>
+              <w:t>B</w:t>
+            </w:r>
+            <w:r>
+              <w:rPr>
+                <w:rFonts w:ascii="BRH Malayalam Extra" w:eastAsia="Times New Roman" w:hAnsi="BRH Malayalam Extra" w:cs="BRH Malayalam Extra"/>
+                <w:b/>
+                <w:color w:val="000000"/>
+                <w:sz w:val="32"/>
+                <w:szCs w:val="40"/>
+                <w:lang w:val="it-IT" w:eastAsia="en-IN" w:bidi="ml-IN"/>
+              </w:rPr>
+              <w:t>–</w:t>
+            </w:r>
+            <w:r>
+              <w:rPr>
+                <w:rFonts w:ascii="BRH Malayalam Extra" w:eastAsia="Times New Roman" w:hAnsi="BRH Malayalam Extra" w:cs="BRH Malayalam Extra"/>
+                <w:color w:val="000000"/>
+                <w:sz w:val="40"/>
+                <w:szCs w:val="40"/>
+                <w:lang w:val="it-IT" w:eastAsia="en-IN" w:bidi="ml-IN"/>
+              </w:rPr>
+              <w:t>t£Zõ</w:t>
+            </w:r>
+            <w:r>
+              <w:rPr>
+                <w:rFonts w:ascii="BRH Malayalam Extra" w:eastAsia="Times New Roman" w:hAnsi="BRH Malayalam Extra" w:cs="BRH Malayalam Extra"/>
+                <w:b/>
+                <w:color w:val="000000"/>
+                <w:sz w:val="32"/>
+                <w:szCs w:val="40"/>
+                <w:lang w:val="it-IT" w:eastAsia="en-IN" w:bidi="ml-IN"/>
+              </w:rPr>
+              <w:t>–</w:t>
+            </w:r>
+            <w:r>
+              <w:rPr>
+                <w:rFonts w:ascii="BRH Malayalam Extra" w:eastAsia="Times New Roman" w:hAnsi="BRH Malayalam Extra" w:cs="BRH Malayalam Extra"/>
+                <w:color w:val="000000"/>
+                <w:sz w:val="40"/>
+                <w:szCs w:val="40"/>
+                <w:lang w:val="it-IT" w:eastAsia="en-IN" w:bidi="ml-IN"/>
+              </w:rPr>
+              <w:t xml:space="preserve"> öe | </w:t>
+            </w:r>
+          </w:p>
+          <w:p>
+            <w:pPr>
+              <w:widowControl w:val="0"/>
+              <w:autoSpaceDE w:val="0"/>
+              <w:autoSpaceDN w:val="0"/>
+              <w:adjustRightInd w:val="0"/>
+              <w:spacing w:before="0" w:line="240" w:lineRule="auto"/>
+              <w:rPr>
+                <w:rFonts w:ascii="BRH Devanagari Extra" w:hAnsi="BRH Devanagari Extra" w:cs="BRH Devanagari Extra"/>
+                <w:sz w:val="40"/>
+                <w:szCs w:val="40"/>
+                <w:lang w:val="it-IT"/>
+              </w:rPr>
+            </w:pPr>
+            <w:r>
+              <w:rPr>
+                <w:rFonts w:ascii="BRH Malayalam Extra" w:eastAsia="Times New Roman" w:hAnsi="BRH Malayalam Extra" w:cs="BRH Malayalam Extra"/>
+                <w:color w:val="000000"/>
+                <w:sz w:val="40"/>
+                <w:szCs w:val="40"/>
+                <w:lang w:val="it-IT" w:eastAsia="en-IN" w:bidi="ml-IN"/>
+              </w:rPr>
+              <w:t>B</w:t>
+            </w:r>
+            <w:r>
+              <w:rPr>
+                <w:rFonts w:ascii="BRH Malayalam Extra" w:eastAsia="Times New Roman" w:hAnsi="BRH Malayalam Extra" w:cs="BRH Malayalam Extra"/>
+                <w:b/>
+                <w:color w:val="000000"/>
+                <w:sz w:val="32"/>
+                <w:szCs w:val="40"/>
+                <w:lang w:val="it-IT" w:eastAsia="en-IN" w:bidi="ml-IN"/>
+              </w:rPr>
+              <w:t>–</w:t>
+            </w:r>
+            <w:r>
+              <w:rPr>
+                <w:rFonts w:ascii="BRH Malayalam Extra" w:eastAsia="Times New Roman" w:hAnsi="BRH Malayalam Extra" w:cs="BRH Malayalam Extra"/>
+                <w:color w:val="000000"/>
+                <w:sz w:val="40"/>
+                <w:szCs w:val="40"/>
+                <w:lang w:val="it-IT" w:eastAsia="en-IN" w:bidi="ml-IN"/>
+              </w:rPr>
+              <w:t>t£</w:t>
+            </w:r>
+            <w:r>
+              <w:rPr>
+                <w:rFonts w:ascii="BRH Malayalam Extra" w:eastAsia="Times New Roman" w:hAnsi="BRH Malayalam Extra" w:cs="BRH Malayalam Extra"/>
+                <w:color w:val="000000"/>
+                <w:sz w:val="40"/>
+                <w:szCs w:val="40"/>
+                <w:highlight w:val="yellow"/>
+                <w:lang w:val="it-IT" w:eastAsia="en-IN" w:bidi="ml-IN"/>
+              </w:rPr>
+              <w:t>¥Z</w:t>
+            </w:r>
+            <w:r>
+              <w:rPr>
+                <w:rFonts w:ascii="BRH Malayalam Extra" w:eastAsia="Times New Roman" w:hAnsi="BRH Malayalam Extra" w:cs="BRH Malayalam Extra"/>
+                <w:color w:val="000000"/>
+                <w:sz w:val="40"/>
+                <w:szCs w:val="40"/>
+                <w:lang w:val="it-IT" w:eastAsia="en-IN" w:bidi="ml-IN"/>
+              </w:rPr>
+              <w:t>Zõx˜ - t£Zõ— |</w:t>
+            </w:r>
+          </w:p>
+        </w:tc>
+        <w:tc>
+          <w:tcPr>
+            <w:tcW w:w="5220" w:type="dxa"/>
+          </w:tcPr>
+          <w:p>
+            <w:pPr>
+              <w:widowControl w:val="0"/>
+              <w:autoSpaceDE w:val="0"/>
+              <w:autoSpaceDN w:val="0"/>
+              <w:adjustRightInd w:val="0"/>
+              <w:spacing w:before="0" w:line="240" w:lineRule="auto"/>
+              <w:rPr>
+                <w:rFonts w:ascii="BRH Malayalam Extra" w:eastAsia="Times New Roman" w:hAnsi="BRH Malayalam Extra" w:cs="BRH Malayalam Extra"/>
+                <w:color w:val="000000"/>
+                <w:sz w:val="40"/>
+                <w:szCs w:val="40"/>
+                <w:lang w:val="it-IT" w:eastAsia="en-IN" w:bidi="ml-IN"/>
+              </w:rPr>
+            </w:pPr>
+            <w:r>
+              <w:rPr>
+                <w:rFonts w:ascii="BRH Malayalam Extra" w:eastAsia="Times New Roman" w:hAnsi="BRH Malayalam Extra" w:cs="BRH Malayalam Extra"/>
+                <w:color w:val="000000"/>
+                <w:sz w:val="40"/>
+                <w:szCs w:val="40"/>
+                <w:lang w:val="it-IT" w:eastAsia="en-IN" w:bidi="ml-IN"/>
+              </w:rPr>
+              <w:t>B</w:t>
+            </w:r>
+            <w:r>
+              <w:rPr>
+                <w:rFonts w:ascii="BRH Malayalam Extra" w:eastAsia="Times New Roman" w:hAnsi="BRH Malayalam Extra" w:cs="BRH Malayalam Extra"/>
+                <w:b/>
+                <w:color w:val="000000"/>
+                <w:sz w:val="32"/>
+                <w:szCs w:val="40"/>
+                <w:lang w:val="it-IT" w:eastAsia="en-IN" w:bidi="ml-IN"/>
+              </w:rPr>
+              <w:t>–</w:t>
+            </w:r>
+            <w:r>
+              <w:rPr>
+                <w:rFonts w:ascii="BRH Malayalam Extra" w:eastAsia="Times New Roman" w:hAnsi="BRH Malayalam Extra" w:cs="BRH Malayalam Extra"/>
+                <w:color w:val="000000"/>
+                <w:sz w:val="40"/>
+                <w:szCs w:val="40"/>
+                <w:lang w:val="it-IT" w:eastAsia="en-IN" w:bidi="ml-IN"/>
+              </w:rPr>
+              <w:t>t£Zõ</w:t>
+            </w:r>
+            <w:r>
+              <w:rPr>
+                <w:rFonts w:ascii="BRH Malayalam Extra" w:eastAsia="Times New Roman" w:hAnsi="BRH Malayalam Extra" w:cs="BRH Malayalam Extra"/>
+                <w:b/>
+                <w:color w:val="000000"/>
+                <w:sz w:val="32"/>
+                <w:szCs w:val="40"/>
+                <w:lang w:val="it-IT" w:eastAsia="en-IN" w:bidi="ml-IN"/>
+              </w:rPr>
+              <w:t>–</w:t>
+            </w:r>
+            <w:r>
+              <w:rPr>
+                <w:rFonts w:ascii="BRH Malayalam Extra" w:eastAsia="Times New Roman" w:hAnsi="BRH Malayalam Extra" w:cs="BRH Malayalam Extra"/>
+                <w:color w:val="000000"/>
+                <w:sz w:val="40"/>
+                <w:szCs w:val="40"/>
+                <w:lang w:val="it-IT" w:eastAsia="en-IN" w:bidi="ml-IN"/>
+              </w:rPr>
+              <w:t xml:space="preserve"> öe | </w:t>
+            </w:r>
+          </w:p>
+          <w:p>
+            <w:pPr>
+              <w:widowControl w:val="0"/>
+              <w:autoSpaceDE w:val="0"/>
+              <w:autoSpaceDN w:val="0"/>
+              <w:adjustRightInd w:val="0"/>
+              <w:spacing w:before="0" w:line="240" w:lineRule="auto"/>
+              <w:rPr>
+                <w:rFonts w:ascii="BRH Devanagari Extra" w:hAnsi="BRH Devanagari Extra" w:cs="BRH Devanagari Extra"/>
+                <w:sz w:val="40"/>
+                <w:szCs w:val="40"/>
+                <w:lang w:val="it-IT"/>
+              </w:rPr>
+            </w:pPr>
+            <w:r>
+              <w:rPr>
+                <w:rFonts w:ascii="BRH Malayalam Extra" w:eastAsia="Times New Roman" w:hAnsi="BRH Malayalam Extra" w:cs="BRH Malayalam Extra"/>
+                <w:color w:val="000000"/>
+                <w:sz w:val="40"/>
+                <w:szCs w:val="40"/>
+                <w:lang w:val="it-IT" w:eastAsia="en-IN" w:bidi="ml-IN"/>
+              </w:rPr>
+              <w:t>B</w:t>
+            </w:r>
+            <w:r>
+              <w:rPr>
+                <w:rFonts w:ascii="BRH Malayalam Extra" w:eastAsia="Times New Roman" w:hAnsi="BRH Malayalam Extra" w:cs="BRH Malayalam Extra"/>
+                <w:b/>
+                <w:color w:val="000000"/>
+                <w:sz w:val="32"/>
+                <w:szCs w:val="40"/>
+                <w:lang w:val="it-IT" w:eastAsia="en-IN" w:bidi="ml-IN"/>
+              </w:rPr>
+              <w:t>–</w:t>
+            </w:r>
+            <w:r>
+              <w:rPr>
+                <w:rFonts w:ascii="BRH Malayalam Extra" w:eastAsia="Times New Roman" w:hAnsi="BRH Malayalam Extra" w:cs="BRH Malayalam Extra"/>
+                <w:color w:val="000000"/>
+                <w:sz w:val="40"/>
+                <w:szCs w:val="40"/>
+                <w:lang w:val="it-IT" w:eastAsia="en-IN" w:bidi="ml-IN"/>
+              </w:rPr>
+              <w:t>t£¥Z</w:t>
+            </w:r>
+            <w:r>
+              <w:rPr>
+                <w:rFonts w:ascii="BRH Malayalam Extra" w:eastAsia="Times New Roman" w:hAnsi="BRH Malayalam Extra" w:cs="BRH Malayalam Extra"/>
+                <w:color w:val="000000"/>
+                <w:sz w:val="40"/>
+                <w:szCs w:val="40"/>
+                <w:highlight w:val="green"/>
+                <w:lang w:val="it-IT" w:eastAsia="en-IN" w:bidi="ml-IN"/>
+              </w:rPr>
+              <w:t>õ</w:t>
+            </w:r>
+            <w:r>
+              <w:rPr>
+                <w:rFonts w:ascii="BRH Malayalam Extra" w:eastAsia="Times New Roman" w:hAnsi="BRH Malayalam Extra" w:cs="BRH Malayalam Extra"/>
+                <w:color w:val="000000"/>
+                <w:sz w:val="40"/>
+                <w:szCs w:val="40"/>
+                <w:lang w:val="it-IT" w:eastAsia="en-IN" w:bidi="ml-IN"/>
+              </w:rPr>
+              <w:t>Zõx˜ - t£Zõ— |</w:t>
             </w:r>
           </w:p>
         </w:tc>
@@ -1388,6 +1794,7 @@
           <w:szCs w:val="32"/>
           <w:u w:val="single"/>
         </w:rPr>
+        <w:lastRenderedPageBreak/>
         <w:t>================</w:t>
       </w:r>
     </w:p>
@@ -1559,7 +1966,6 @@
                 <w:sz w:val="32"/>
                 <w:szCs w:val="32"/>
               </w:rPr>
-              <w:lastRenderedPageBreak/>
               <w:t>Section, Paragraph</w:t>
             </w:r>
           </w:p>
@@ -3055,6 +3461,7 @@
                 <w:sz w:val="28"/>
                 <w:szCs w:val="32"/>
               </w:rPr>
+              <w:lastRenderedPageBreak/>
               <w:t>T.S.6.5.6.5 – Kramam</w:t>
             </w:r>
           </w:p>
@@ -3197,7 +3604,29 @@
                 <w:szCs w:val="40"/>
                 <w:lang w:val="en-IN" w:eastAsia="en-IN" w:bidi="ml-IN"/>
               </w:rPr>
-              <w:t xml:space="preserve">b§ pª.r¡—KJ | </w:t>
+              <w:t xml:space="preserve">b§ </w:t>
+            </w:r>
+            <w:proofErr w:type="gramStart"/>
+            <w:r>
+              <w:rPr>
+                <w:rFonts w:ascii="BRH Malayalam Extra" w:eastAsia="Times New Roman" w:hAnsi="BRH Malayalam Extra" w:cs="BRH Malayalam Extra"/>
+                <w:color w:val="000000"/>
+                <w:sz w:val="40"/>
+                <w:szCs w:val="40"/>
+                <w:lang w:val="en-IN" w:eastAsia="en-IN" w:bidi="ml-IN"/>
+              </w:rPr>
+              <w:t>pª.r</w:t>
+            </w:r>
+            <w:proofErr w:type="gramEnd"/>
+            <w:r>
+              <w:rPr>
+                <w:rFonts w:ascii="BRH Malayalam Extra" w:eastAsia="Times New Roman" w:hAnsi="BRH Malayalam Extra" w:cs="BRH Malayalam Extra"/>
+                <w:color w:val="000000"/>
+                <w:sz w:val="40"/>
+                <w:szCs w:val="40"/>
+                <w:lang w:val="en-IN" w:eastAsia="en-IN" w:bidi="ml-IN"/>
+              </w:rPr>
+              <w:t xml:space="preserve">¡—KJ | </w:t>
             </w:r>
           </w:p>
           <w:p>
@@ -3351,7 +3780,29 @@
                 <w:szCs w:val="40"/>
                 <w:lang w:val="en-IN" w:eastAsia="en-IN" w:bidi="ml-IN"/>
               </w:rPr>
-              <w:t xml:space="preserve">b§ pª.r¡—KJ | </w:t>
+              <w:t xml:space="preserve">b§ </w:t>
+            </w:r>
+            <w:proofErr w:type="gramStart"/>
+            <w:r>
+              <w:rPr>
+                <w:rFonts w:ascii="BRH Malayalam Extra" w:eastAsia="Times New Roman" w:hAnsi="BRH Malayalam Extra" w:cs="BRH Malayalam Extra"/>
+                <w:color w:val="000000"/>
+                <w:sz w:val="40"/>
+                <w:szCs w:val="40"/>
+                <w:lang w:val="en-IN" w:eastAsia="en-IN" w:bidi="ml-IN"/>
+              </w:rPr>
+              <w:t>pª.r</w:t>
+            </w:r>
+            <w:proofErr w:type="gramEnd"/>
+            <w:r>
+              <w:rPr>
+                <w:rFonts w:ascii="BRH Malayalam Extra" w:eastAsia="Times New Roman" w:hAnsi="BRH Malayalam Extra" w:cs="BRH Malayalam Extra"/>
+                <w:color w:val="000000"/>
+                <w:sz w:val="40"/>
+                <w:szCs w:val="40"/>
+                <w:lang w:val="en-IN" w:eastAsia="en-IN" w:bidi="ml-IN"/>
+              </w:rPr>
+              <w:t xml:space="preserve">¡—KJ | </w:t>
             </w:r>
           </w:p>
           <w:p>
@@ -3474,7 +3925,6 @@
                 <w:sz w:val="28"/>
                 <w:szCs w:val="32"/>
               </w:rPr>
-              <w:lastRenderedPageBreak/>
               <w:t>T.S.6.5.7.1 – Kramam</w:t>
             </w:r>
           </w:p>
@@ -5437,6 +5887,7 @@
                 <w:sz w:val="28"/>
                 <w:szCs w:val="32"/>
               </w:rPr>
+              <w:lastRenderedPageBreak/>
               <w:t>T.S.6.5.8.1 – Kramam</w:t>
             </w:r>
           </w:p>
@@ -5878,7 +6329,6 @@
                 <w:sz w:val="28"/>
                 <w:szCs w:val="32"/>
               </w:rPr>
-              <w:lastRenderedPageBreak/>
               <w:t>T.S.6.5.8.2 – Kramam</w:t>
             </w:r>
           </w:p>
@@ -7007,8 +7457,21 @@
                 <w:highlight w:val="yellow"/>
                 <w:lang w:val="en-IN" w:eastAsia="en-IN" w:bidi="ml-IN"/>
               </w:rPr>
-              <w:t>²x(</w:t>
-            </w:r>
+              <w:t>²</w:t>
+            </w:r>
+            <w:proofErr w:type="gramStart"/>
+            <w:r>
+              <w:rPr>
+                <w:rFonts w:ascii="BRH Malayalam Extra" w:eastAsia="Times New Roman" w:hAnsi="BRH Malayalam Extra" w:cs="BRH Malayalam Extra"/>
+                <w:color w:val="000000"/>
+                <w:sz w:val="40"/>
+                <w:szCs w:val="40"/>
+                <w:highlight w:val="yellow"/>
+                <w:lang w:val="en-IN" w:eastAsia="en-IN" w:bidi="ml-IN"/>
+              </w:rPr>
+              <w:t>x(</w:t>
+            </w:r>
+            <w:proofErr w:type="gramEnd"/>
             <w:r>
               <w:rPr>
                 <w:rFonts w:eastAsia="Times New Roman" w:cs="BRH Malayalam Extra"/>
@@ -7153,8 +7616,21 @@
                 <w:highlight w:val="green"/>
                 <w:lang w:val="en-IN" w:eastAsia="en-IN" w:bidi="ml-IN"/>
               </w:rPr>
-              <w:t>²x(</w:t>
-            </w:r>
+              <w:t>²</w:t>
+            </w:r>
+            <w:proofErr w:type="gramStart"/>
+            <w:r>
+              <w:rPr>
+                <w:rFonts w:ascii="BRH Malayalam Extra" w:eastAsia="Times New Roman" w:hAnsi="BRH Malayalam Extra" w:cs="BRH Malayalam Extra"/>
+                <w:color w:val="000000"/>
+                <w:sz w:val="40"/>
+                <w:szCs w:val="40"/>
+                <w:highlight w:val="green"/>
+                <w:lang w:val="en-IN" w:eastAsia="en-IN" w:bidi="ml-IN"/>
+              </w:rPr>
+              <w:t>x(</w:t>
+            </w:r>
+            <w:proofErr w:type="gramEnd"/>
             <w:r>
               <w:rPr>
                 <w:rFonts w:eastAsia="Times New Roman" w:cs="BRH Malayalam Extra"/>
@@ -8643,6 +9119,7 @@
           <w:szCs w:val="40"/>
           <w:lang w:val="en-IN" w:eastAsia="en-IN"/>
         </w:rPr>
+        <w:lastRenderedPageBreak/>
         <w:t xml:space="preserve">"qï" </w:t>
       </w:r>
       <w:r>
@@ -8651,7 +9128,16 @@
           <w:bCs/>
           <w:sz w:val="32"/>
         </w:rPr>
-        <w:t>replaced with</w:t>
+        <w:t xml:space="preserve">replaced </w:t>
+      </w:r>
+      <w:proofErr w:type="gramStart"/>
+      <w:r>
+        <w:rPr>
+          <w:b/>
+          <w:bCs/>
+          <w:sz w:val="32"/>
+        </w:rPr>
+        <w:t>with</w:t>
       </w:r>
       <w:r>
         <w:rPr>
@@ -8673,6 +9159,7 @@
         </w:rPr>
         <w:t>"</w:t>
       </w:r>
+      <w:proofErr w:type="gramEnd"/>
       <w:r>
         <w:rPr>
           <w:rFonts w:ascii="BRH Malayalam" w:hAnsi="BRH Malayalam" w:cs="BRH Malayalam"/>
@@ -8684,6 +9171,7 @@
         </w:rPr>
         <w:t>q§T</w:t>
       </w:r>
+      <w:proofErr w:type="gramStart"/>
       <w:r>
         <w:rPr>
           <w:rFonts w:ascii="BRH Malayalam" w:hAnsi="BRH Malayalam" w:cs="BRH Malayalam"/>
@@ -8700,7 +9188,16 @@
           <w:bCs/>
           <w:sz w:val="32"/>
         </w:rPr>
-        <w:t>wherever applicable</w:t>
+        <w:t>wherever</w:t>
+      </w:r>
+      <w:proofErr w:type="gramEnd"/>
+      <w:r>
+        <w:rPr>
+          <w:b/>
+          <w:bCs/>
+          <w:sz w:val="32"/>
+        </w:rPr>
+        <w:t xml:space="preserve"> applicable</w:t>
       </w:r>
     </w:p>
     <w:p>
@@ -8734,7 +9231,6 @@
           <w:szCs w:val="32"/>
           <w:u w:val="single"/>
         </w:rPr>
-        <w:lastRenderedPageBreak/>
         <w:t xml:space="preserve">TS </w:t>
       </w:r>
       <w:r>

--- a/TS-Kramam/TS-6.5/TS 6.5 Malayalam Krama Paatam Corrections.docx
+++ b/TS-Kramam/TS-6.5/TS 6.5 Malayalam Krama Paatam Corrections.docx
@@ -51,7 +51,17 @@
           <w:szCs w:val="32"/>
           <w:u w:val="single"/>
         </w:rPr>
-        <w:t>6.5 Sanskrit</w:t>
+        <w:t xml:space="preserve">6.5 </w:t>
+      </w:r>
+      <w:r>
+        <w:rPr>
+          <w:b/>
+          <w:bCs/>
+          <w:sz w:val="32"/>
+          <w:szCs w:val="32"/>
+          <w:u w:val="single"/>
+        </w:rPr>
+        <w:t>Malayalam</w:t>
       </w:r>
       <w:r>
         <w:rPr>
@@ -87,13 +97,11 @@
         <w:rPr>
           <w:b/>
           <w:bCs/>
-          <w:color w:val="EE0000"/>
           <w:sz w:val="32"/>
           <w:szCs w:val="32"/>
-          <w:highlight w:val="yellow"/>
           <w:u w:val="single"/>
         </w:rPr>
-        <w:t>xxxxxxxxx</w:t>
+        <w:t>31st Oct 2026</w:t>
       </w:r>
     </w:p>
     <w:p>
@@ -7531,16 +7539,16 @@
                 <w:color w:val="000000"/>
                 <w:sz w:val="40"/>
                 <w:szCs w:val="40"/>
-                <w:lang w:val="en-IN" w:eastAsia="en-IN" w:bidi="ml-IN"/>
-              </w:rPr>
-            </w:pPr>
-            <w:r>
-              <w:rPr>
-                <w:rFonts w:ascii="BRH Malayalam Extra" w:eastAsia="Times New Roman" w:hAnsi="BRH Malayalam Extra" w:cs="BRH Malayalam Extra"/>
-                <w:color w:val="000000"/>
-                <w:sz w:val="40"/>
-                <w:szCs w:val="40"/>
-                <w:lang w:val="en-IN" w:eastAsia="en-IN" w:bidi="ml-IN"/>
+                <w:lang w:val="it-IT" w:eastAsia="en-IN" w:bidi="ml-IN"/>
+              </w:rPr>
+            </w:pPr>
+            <w:r>
+              <w:rPr>
+                <w:rFonts w:ascii="BRH Malayalam Extra" w:eastAsia="Times New Roman" w:hAnsi="BRH Malayalam Extra" w:cs="BRH Malayalam Extra"/>
+                <w:color w:val="000000"/>
+                <w:sz w:val="40"/>
+                <w:szCs w:val="40"/>
+                <w:lang w:val="it-IT" w:eastAsia="en-IN" w:bidi="ml-IN"/>
               </w:rPr>
               <w:t>R</w:t>
             </w:r>
@@ -7551,17 +7559,17 @@
                 <w:color w:val="000000"/>
                 <w:sz w:val="32"/>
                 <w:szCs w:val="40"/>
-                <w:lang w:val="en-IN" w:eastAsia="en-IN" w:bidi="ml-IN"/>
-              </w:rPr>
-              <w:t>–</w:t>
-            </w:r>
-            <w:r>
-              <w:rPr>
-                <w:rFonts w:ascii="BRH Malayalam Extra" w:eastAsia="Times New Roman" w:hAnsi="BRH Malayalam Extra" w:cs="BRH Malayalam Extra"/>
-                <w:color w:val="000000"/>
-                <w:sz w:val="40"/>
-                <w:szCs w:val="40"/>
-                <w:lang w:val="en-IN" w:eastAsia="en-IN" w:bidi="ml-IN"/>
+                <w:lang w:val="it-IT" w:eastAsia="en-IN" w:bidi="ml-IN"/>
+              </w:rPr>
+              <w:t>–</w:t>
+            </w:r>
+            <w:r>
+              <w:rPr>
+                <w:rFonts w:ascii="BRH Malayalam Extra" w:eastAsia="Times New Roman" w:hAnsi="BRH Malayalam Extra" w:cs="BRH Malayalam Extra"/>
+                <w:color w:val="000000"/>
+                <w:sz w:val="40"/>
+                <w:szCs w:val="40"/>
+                <w:lang w:val="it-IT" w:eastAsia="en-IN" w:bidi="ml-IN"/>
               </w:rPr>
               <w:t>d</w:t>
             </w:r>
@@ -7572,17 +7580,17 @@
                 <w:color w:val="000000"/>
                 <w:sz w:val="32"/>
                 <w:szCs w:val="40"/>
-                <w:lang w:val="en-IN" w:eastAsia="en-IN" w:bidi="ml-IN"/>
-              </w:rPr>
-              <w:t>–</w:t>
-            </w:r>
-            <w:r>
-              <w:rPr>
-                <w:rFonts w:ascii="BRH Malayalam Extra" w:eastAsia="Times New Roman" w:hAnsi="BRH Malayalam Extra" w:cs="BRH Malayalam Extra"/>
-                <w:color w:val="000000"/>
-                <w:sz w:val="40"/>
-                <w:szCs w:val="40"/>
-                <w:lang w:val="en-IN" w:eastAsia="en-IN" w:bidi="ml-IN"/>
+                <w:lang w:val="it-IT" w:eastAsia="en-IN" w:bidi="ml-IN"/>
+              </w:rPr>
+              <w:t>–</w:t>
+            </w:r>
+            <w:r>
+              <w:rPr>
+                <w:rFonts w:ascii="BRH Malayalam Extra" w:eastAsia="Times New Roman" w:hAnsi="BRH Malayalam Extra" w:cs="BRH Malayalam Extra"/>
+                <w:color w:val="000000"/>
+                <w:sz w:val="40"/>
+                <w:szCs w:val="40"/>
+                <w:lang w:val="it-IT" w:eastAsia="en-IN" w:bidi="ml-IN"/>
               </w:rPr>
               <w:t>j</w:t>
             </w:r>
@@ -7593,17 +7601,17 @@
                 <w:color w:val="000000"/>
                 <w:sz w:val="32"/>
                 <w:szCs w:val="40"/>
-                <w:lang w:val="en-IN" w:eastAsia="en-IN" w:bidi="ml-IN"/>
-              </w:rPr>
-              <w:t>–</w:t>
-            </w:r>
-            <w:r>
-              <w:rPr>
-                <w:rFonts w:ascii="BRH Malayalam Extra" w:eastAsia="Times New Roman" w:hAnsi="BRH Malayalam Extra" w:cs="BRH Malayalam Extra"/>
-                <w:color w:val="000000"/>
-                <w:sz w:val="40"/>
-                <w:szCs w:val="40"/>
-                <w:lang w:val="en-IN" w:eastAsia="en-IN" w:bidi="ml-IN"/>
+                <w:lang w:val="it-IT" w:eastAsia="en-IN" w:bidi="ml-IN"/>
+              </w:rPr>
+              <w:t>–</w:t>
+            </w:r>
+            <w:r>
+              <w:rPr>
+                <w:rFonts w:ascii="BRH Malayalam Extra" w:eastAsia="Times New Roman" w:hAnsi="BRH Malayalam Extra" w:cs="BRH Malayalam Extra"/>
+                <w:color w:val="000000"/>
+                <w:sz w:val="40"/>
+                <w:szCs w:val="40"/>
+                <w:lang w:val="it-IT" w:eastAsia="en-IN" w:bidi="ml-IN"/>
               </w:rPr>
               <w:t>Zõ</w:t>
             </w:r>
@@ -7614,63 +7622,51 @@
                 <w:sz w:val="40"/>
                 <w:szCs w:val="40"/>
                 <w:highlight w:val="green"/>
-                <w:lang w:val="en-IN" w:eastAsia="en-IN" w:bidi="ml-IN"/>
-              </w:rPr>
-              <w:t>²</w:t>
-            </w:r>
-            <w:proofErr w:type="gramStart"/>
-            <w:r>
-              <w:rPr>
-                <w:rFonts w:ascii="BRH Malayalam Extra" w:eastAsia="Times New Roman" w:hAnsi="BRH Malayalam Extra" w:cs="BRH Malayalam Extra"/>
-                <w:color w:val="000000"/>
-                <w:sz w:val="40"/>
+                <w:lang w:val="it-IT" w:eastAsia="en-IN" w:bidi="ml-IN"/>
+              </w:rPr>
+              <w:t>²x(</w:t>
+            </w:r>
+            <w:r>
+              <w:rPr>
+                <w:rFonts w:eastAsia="Times New Roman" w:cs="BRH Malayalam Extra"/>
+                <w:b/>
+                <w:color w:val="000000"/>
+                <w:sz w:val="32"/>
                 <w:szCs w:val="40"/>
                 <w:highlight w:val="green"/>
-                <w:lang w:val="en-IN" w:eastAsia="en-IN" w:bidi="ml-IN"/>
-              </w:rPr>
-              <w:t>x(</w:t>
-            </w:r>
-            <w:proofErr w:type="gramEnd"/>
-            <w:r>
-              <w:rPr>
-                <w:rFonts w:eastAsia="Times New Roman" w:cs="BRH Malayalam Extra"/>
-                <w:b/>
-                <w:color w:val="000000"/>
-                <w:sz w:val="32"/>
+                <w:lang w:val="it-IT" w:eastAsia="en-IN" w:bidi="ml-IN"/>
+              </w:rPr>
+              <w:t>3</w:t>
+            </w:r>
+            <w:r>
+              <w:rPr>
+                <w:rFonts w:ascii="BRH Malayalam Extra" w:eastAsia="Times New Roman" w:hAnsi="BRH Malayalam Extra" w:cs="BRH Malayalam Extra"/>
+                <w:color w:val="000000"/>
+                <w:sz w:val="40"/>
                 <w:szCs w:val="40"/>
                 <w:highlight w:val="green"/>
-                <w:lang w:val="en-IN" w:eastAsia="en-IN" w:bidi="ml-IN"/>
-              </w:rPr>
-              <w:t>3</w:t>
-            </w:r>
-            <w:r>
-              <w:rPr>
-                <w:rFonts w:ascii="BRH Malayalam Extra" w:eastAsia="Times New Roman" w:hAnsi="BRH Malayalam Extra" w:cs="BRH Malayalam Extra"/>
-                <w:color w:val="000000"/>
+                <w:lang w:val="it-IT" w:eastAsia="en-IN" w:bidi="ml-IN"/>
+              </w:rPr>
+              <w:t xml:space="preserve">) </w:t>
+            </w:r>
+            <w:r>
+              <w:rPr>
+                <w:rFonts w:ascii="BRH Malayalam Extra" w:hAnsi="BRH Malayalam Extra" w:cs="BRH Malayalam Extra"/>
                 <w:sz w:val="40"/>
                 <w:szCs w:val="40"/>
                 <w:highlight w:val="green"/>
-                <w:lang w:val="en-IN" w:eastAsia="en-IN" w:bidi="ml-IN"/>
-              </w:rPr>
-              <w:t xml:space="preserve">) </w:t>
-            </w:r>
-            <w:r>
-              <w:rPr>
-                <w:rFonts w:ascii="BRH Malayalam Extra" w:hAnsi="BRH Malayalam Extra" w:cs="BRH Malayalam Extra"/>
+                <w:lang w:val="it-IT"/>
+              </w:rPr>
+              <w:t>C</w:t>
+            </w:r>
+            <w:r>
+              <w:rPr>
+                <w:rFonts w:ascii="BRH Malayalam Extra" w:eastAsia="Times New Roman" w:hAnsi="BRH Malayalam Extra" w:cs="BRH Malayalam Extra"/>
+                <w:color w:val="000000"/>
                 <w:sz w:val="40"/>
                 <w:szCs w:val="40"/>
                 <w:highlight w:val="green"/>
-              </w:rPr>
-              <w:t>C</w:t>
-            </w:r>
-            <w:r>
-              <w:rPr>
-                <w:rFonts w:ascii="BRH Malayalam Extra" w:eastAsia="Times New Roman" w:hAnsi="BRH Malayalam Extra" w:cs="BRH Malayalam Extra"/>
-                <w:color w:val="000000"/>
-                <w:sz w:val="40"/>
-                <w:szCs w:val="40"/>
-                <w:highlight w:val="green"/>
-                <w:lang w:val="en-IN" w:eastAsia="en-IN" w:bidi="ml-IN"/>
+                <w:lang w:val="it-IT" w:eastAsia="en-IN" w:bidi="ml-IN"/>
               </w:rPr>
               <w:t xml:space="preserve"> |</w:t>
             </w:r>
@@ -7680,7 +7676,7 @@
                 <w:color w:val="000000"/>
                 <w:sz w:val="40"/>
                 <w:szCs w:val="40"/>
-                <w:lang w:val="en-IN" w:eastAsia="en-IN" w:bidi="ml-IN"/>
+                <w:lang w:val="it-IT" w:eastAsia="en-IN" w:bidi="ml-IN"/>
               </w:rPr>
               <w:t xml:space="preserve"> </w:t>
             </w:r>
@@ -7688,6 +7684,7 @@
               <w:rPr>
                 <w:b/>
                 <w:bCs/>
+                <w:lang w:val="it-IT"/>
               </w:rPr>
               <w:t>(“e”</w:t>
             </w:r>
@@ -7697,7 +7694,7 @@
                 <w:color w:val="000000"/>
                 <w:sz w:val="40"/>
                 <w:szCs w:val="40"/>
-                <w:lang w:val="en-IN" w:eastAsia="en-IN" w:bidi="ml-IN"/>
+                <w:lang w:val="it-IT" w:eastAsia="en-IN" w:bidi="ml-IN"/>
               </w:rPr>
               <w:t xml:space="preserve"> </w:t>
             </w:r>
@@ -7705,6 +7702,7 @@
               <w:rPr>
                 <w:b/>
                 <w:bCs/>
+                <w:lang w:val="it-IT"/>
               </w:rPr>
               <w:t>inserted)</w:t>
             </w:r>
